--- a/14_Validation_and_Testing_Summary.docx
+++ b/14_Validation_and_Testing_Summary.docx
@@ -9,9 +9,8 @@
       </w:pPr>
       <w:r>
         <w:rPr>
-          <w:rFonts w:ascii="Times New Roman" w:hAnsi="Times New Roman" w:eastAsia="Times New Roman"/>
+          <w:rFonts w:ascii="Times New Roman" w:hAnsi="Times New Roman"/>
           <w:b/>
-          <w:color w:val="000000"/>
           <w:sz w:val="32"/>
         </w:rPr>
         <w:t>EVENT MANAGEMENT SYSTEM</w:t>
@@ -24,9 +23,8 @@
       </w:pPr>
       <w:r>
         <w:rPr>
-          <w:rFonts w:ascii="Times New Roman" w:hAnsi="Times New Roman" w:eastAsia="Times New Roman"/>
+          <w:rFonts w:ascii="Times New Roman" w:hAnsi="Times New Roman"/>
           <w:b/>
-          <w:color w:val="000000"/>
           <w:sz w:val="26"/>
         </w:rPr>
         <w:t>14. Validation and Testing Summary</w:t>
@@ -39,8 +37,7 @@
       </w:pPr>
       <w:r>
         <w:rPr>
-          <w:rFonts w:ascii="Times New Roman" w:hAnsi="Times New Roman" w:eastAsia="Times New Roman"/>
-          <w:color w:val="000000"/>
+          <w:rFonts w:ascii="Times New Roman" w:hAnsi="Times New Roman"/>
           <w:sz w:val="22"/>
         </w:rPr>
         <w:t>Team E7</w:t>
@@ -52,6 +49,10 @@
         <w:jc w:val="center"/>
       </w:pPr>
       <w:r>
+        <w:rPr>
+          <w:rFonts w:ascii="Times New Roman" w:hAnsi="Times New Roman"/>
+          <w:sz w:val="22"/>
+        </w:rPr>
         <w:t>Saketh Narayanam – PES1UG24CS292 | Neeraj R Gowda – PES1UG24CS295 | Likhith Reddy M – PES1UG24CS282 | N. Adil Ahmed – PES1UG24CS285</w:t>
       </w:r>
     </w:p>
@@ -80,11 +81,10 @@
       </w:pPr>
       <w:r>
         <w:rPr>
-          <w:rFonts w:ascii="Times New Roman" w:hAnsi="Times New Roman" w:eastAsia="Times New Roman"/>
-          <w:color w:val="000000"/>
+          <w:rFonts w:ascii="Times New Roman" w:hAnsi="Times New Roman"/>
           <w:sz w:val="23"/>
         </w:rPr>
-        <w:t>Functional testing will cover account creation and login, event browsing and search, event registration, capacity checking, duplicate-registration prevention, registration cancellation, event management, participant management, event updates, and administrative functions.</w:t>
+        <w:t>Functional testing will cover account creation and login, event browsing and search, event registration, capacity checking, duplicate-registration prevention, registration cancellation, event management, participant management, event updates, registration reports, and administrative functions.</w:t>
       </w:r>
     </w:p>
     <w:p>
@@ -107,11 +107,10 @@
       </w:pPr>
       <w:r>
         <w:rPr>
-          <w:rFonts w:ascii="Times New Roman" w:hAnsi="Times New Roman" w:eastAsia="Times New Roman"/>
-          <w:color w:val="000000"/>
+          <w:rFonts w:ascii="Times New Roman" w:hAnsi="Times New Roman"/>
           <w:sz w:val="23"/>
         </w:rPr>
-        <w:t>Security testing will cover authentication, authorization, password protection, input validation, session handling, access control, and common web vulnerabilities. A more detailed penetration test is planned for the later testing phase.</w:t>
+        <w:t>Security testing will cover SEC-01 to SEC-05, including authentication, authorization, password protection, input validation, session handling, access control, and common web vulnerabilities. Test cases TC-02, TC-09, TC-11, TC-15, and TC-16 provide the Part-1 security coverage.</w:t>
       </w:r>
     </w:p>
     <w:p>
@@ -412,6 +411,15 @@
           <w:sz w:val="23"/>
         </w:rPr>
         <w:t>During the later testing phase, penetration testing will check authentication, authorization, input validation, session handling, access control, injection, and cross-site scripting. At this stage, the purpose is to plan these checks for the completed system.</w:t>
+      </w:r>
+    </w:p>
+    <w:p>
+      <w:r>
+        <w:rPr>
+          <w:rFonts w:ascii="Times New Roman" w:hAnsi="Times New Roman"/>
+          <w:sz w:val="23"/>
+        </w:rPr>
+        <w:t>The validation set covers FR-01 to FR-11, NFR-01 to NFR-07, and SEC-01 to SEC-05 through the Part-1 test cases and Requirements Traceability Matrix.</w:t>
       </w:r>
     </w:p>
     <w:sectPr>
